--- a/rapports/16_02_2026/EL_MOUSTAPHA/coh_EQ27_sup_121202050010.docx
+++ b/rapports/16_02_2026/EL_MOUSTAPHA/coh_EQ27_sup_121202050010.docx
@@ -25,7 +25,7 @@
         <w:br/>
         <w:t>Grappe: 121202050010</w:t>
         <w:br/>
-        <w:t>Date: 16/02/2026 a 12:40</w:t>
+        <w:t>Date: 16/02/2026 a 12:58</w:t>
       </w:r>
     </w:p>
     <w:p/>
@@ -4158,7 +4158,7 @@
         </w:rPr>
         <w:t xml:space="preserve">- L'entreprise fabrication et transformation des produits arachides existe dit n'avoir pas fait la revente de marchandises achetées et revendues en état, aussi le montant obtenus sur la vente de produits transformés par l'entreprise  n'a reçu aucune somme sur les reventes (s10q46=0 &amp; s10q48=0 &amp; s10q50=0); alors s'agit-il de quelle entreprise ? </w:t>
         <w:br/>
-        <w:t>- Le montant dépensé de l'entreprise production agricole en achat de matières premières pour les produits vendus au cours des 30 derniers jours ou durant le dernier mois où l'entreprise a fonctionné ne peut pas être supéreur aux montants obtenus sur la vente de produits transformés par l'entreprise au cours de cette même période où l'entreprise a fonctionné (s10q49 &gt; s10q48), prière de corriger. L'entreprise production agricole a depensé en achat de matières premières pour les produits vendus (s10q49 different de 0) mais dit n'avoir réçu aucune somme sur la vente de produits transformés (s10q48 est égal à 0), prière de fournir de l'effort pour estimer le montant obtenu sur la vente vente de produits transformés. Le salaire qu'une personne de cette catégorie (10.62) a travaillé(e) dans cette entreprise production agricole est élevé ou faible. Prière de confirmer cette information avec le QG ou de corriger. Incoherence! Dans le ménage de BAMBA CISSE il y a un membre qui detient l'entreprise entreprise de transoformation des bois qui semble être de l'agriculture ou de l'élévage, prière de bien classer la nomenclature de l'entreprise s'il ne s'agit pas de l'agriculture ou de l'élévage. S'il s'agit de l'agriculture ou l'élévage prière d'enlever cette entreprise (entreprise de transoformation des bois) dans la section 10 et ajouter soit dans la section agriculture ou l'élévage pour éviter le double compte ou incomprehension.</w:t>
+        <w:t>- Le montant dépensé de l'entreprise production agricole en achat de matières premières pour les produits vendus au cours des 30 derniers jours ou durant le dernier mois où l'entreprise a fonctionné ne peut pas être supéreur aux montants obtenus sur la vente de produits transformés par l'entreprise au cours de cette même période où l'entreprise a fonctionné (s10q49 &gt; s10q48), prière de corriger. L'entreprise production agricole a depensé en achat de matières premières pour les produits vendus (s10q49 different de 0) mais dit n'avoir réçu aucune somme sur la vente de produits transformés (s10q48 est égal à 0), prière de fournir de l'effort pour estimer le montant obtenu sur la vente vente de produits transformés. Incoherence! Dans le ménage de BAMBA CISSE il y a un membre qui detient l'entreprise entreprise de transoformation des bois qui semble être de l'agriculture ou de l'élévage, prière de bien classer la nomenclature de l'entreprise s'il ne s'agit pas de l'agriculture ou de l'élévage. S'il s'agit de l'agriculture ou l'élévage prière d'enlever cette entreprise (entreprise de transoformation des bois) dans la section 10 et ajouter soit dans la section agriculture ou l'élévage pour éviter le double compte ou incomprehension.</w:t>
       </w:r>
     </w:p>
     <w:p>
@@ -6179,7 +6179,7 @@
         <w:rPr>
           <w:sz w:val="20"/>
         </w:rPr>
-        <w:t xml:space="preserve">- Cette entreprise agriculture dit avoir obtenu une valeur sur les marchandises vendu en etat, les marchandises vendu après transformation et les services rendus. Prière de corriger. Cette entreprise agriculture dit avoir obtenu une valeur sur les marchandises vendu en etat et les marchandises vendu après transformation. Le salaire qu'une personne de cette catégorie (10.62) a travaillé(e) dans cette entreprise agriculture est élevé ou faible. Prière de confirmer cette information avec le QG ou de corriger. Incoherence! Dans le ménage de Mor cisse il y a un membre qui detient l'entreprise commerce qui semble être de l'agriculture ou de l'élévage, prière de bien classer la nomenclature de l'entreprise s'il ne s'agit pas de l'agriculture ou de l'élévage. S'il s'agit de l'agriculture ou l'élévage prière d'enlever cette entreprise (commerce) dans la section 10 et ajouter soit dans la section agriculture ou l'élévage pour éviter le double compte ou incomprehension. </w:t>
+        <w:t xml:space="preserve">- Cette entreprise agriculture dit avoir obtenu une valeur sur les marchandises vendu en etat, les marchandises vendu après transformation et les services rendus. Prière de corriger. Cette entreprise agriculture dit avoir obtenu une valeur sur les marchandises vendu en etat et les marchandises vendu après transformation. Incoherence! Dans le ménage de Mor cisse il y a un membre qui detient l'entreprise commerce qui semble être de l'agriculture ou de l'élévage, prière de bien classer la nomenclature de l'entreprise s'il ne s'agit pas de l'agriculture ou de l'élévage. S'il s'agit de l'agriculture ou l'élévage prière d'enlever cette entreprise (commerce) dans la section 10 et ajouter soit dans la section agriculture ou l'élévage pour éviter le double compte ou incomprehension. </w:t>
         <w:br/>
         <w:t>- L'entreprise agriculture dit avoir réçu une somme sur la vente de ces produits transformés (s10q48 est differnt de 0) mais n'a depensé aucune somme sur l'achat des matières premières (s10q49==0), prière de fournir de l'effort pour estimer le montant obtenu en achat de matières premières. Cette entreprise agriculture dit avoir obtenu une valeur sur les marchandises vendu en etat et les marchandises vendu après transformation. Incoherence! Dans le ménage de Mor cisse il y a un membre qui detient l'entreprise élevages qui semble être de l'agriculture ou de l'élévage, prière de bien classer la nomenclature de l'entreprise s'il ne s'agit pas de l'agriculture ou de l'élévage. S'il s'agit de l'agriculture ou l'élévage prière d'enlever cette entreprise (élevages) dans la section 10 et ajouter soit dans la section agriculture ou l'élévage pour éviter le double compte ou incomprehension.</w:t>
       </w:r>

--- a/rapports/16_02_2026/EL_MOUSTAPHA/coh_EQ27_sup_121202050010.docx
+++ b/rapports/16_02_2026/EL_MOUSTAPHA/coh_EQ27_sup_121202050010.docx
@@ -25,7 +25,7 @@
         <w:br/>
         <w:t>Grappe: 121202050010</w:t>
         <w:br/>
-        <w:t>Date: 16/02/2026 a 12:58</w:t>
+        <w:t>Date: 16/02/2026 a 13:05</w:t>
       </w:r>
     </w:p>
     <w:p/>
@@ -937,7 +937,7 @@
         <w:rPr>
           <w:sz w:val="20"/>
         </w:rPr>
-        <w:t>- Attention ! Le prix unitaire d'achat (100 Fcfa) de Vinaigre de vin en Verre ( à thé) (taille unique) est relativement élevé par rapport aux autres prix observés dans cette zone. Prière de corriger ou de confirmer avec le QG. Attention ! Le prix unitaire d'achat (300 Fcfa) de Feuilles de  Haricot en Sachets (Moyen) est relativement élevé par rapport aux autres prix observés dans cette zone. Prière de corriger ou de confirmer avec le QG. Avertissement!! La quantité (7 litre) du produit Huile de palme raffinée consommée  par le ménage semble très élevé, prière de corriger ou confirmer avec le QG. Avertissement!!! Le ménage a consommé 5 Paquet Moyen de Thé en sachet, cette quantité semble anormale pour une consommation des 7 derniers jours.Prière de corriger ou de confirmer avec le QG. Avertissement!! le prix unitaire (100 Fcfa) de Thé en sachet (unité: Paquet) de taille Moyen est très faible ou élevé. Prière de corriger ou de confirmer avec le QG. Incohérence!! Dans ce ménage, chaque individus consomme par jour 29.53041 Kg  de cereale; Prière de revoir les quantités prises de ces produits. Incohérence!! Dans ce ménage, chaque individus consomme par jour 29.53041 Kg  de cereale; Prière de revoir les quantités prises de ces produits. Incohérence!! Dans ce ménage, chaque individus consomme par jour 29.53041 Kg  de cereale; Prière de revoir les quantités prises de ces produits.</w:t>
+        <w:t>- Attention ! Le prix unitaire d'achat (100 Fcfa) de Vinaigre de vin en Verre ( à thé) (taille unique) est relativement élevé par rapport aux autres prix observés dans cette zone. Prière de corriger ou de confirmer avec le QG. Attention ! Soupçons de quantité anormale! Le ménage de EL HADJI CISSE avec une taille de 7 personnes a consommé 3 Kg en taille unique de Sucre en poudre  qui est relativement élevé comme consommation par rapport à la condition de vie des autres ménages de même taille dans cette zone. Prière de corriger ou de confirmer avec le QG. Attention ! Soupçons de quantité anormale! Le ménage de EL HADJI CISSE avec une taille de 7 personnes a consommé 3 Sachets en Moyen de Sel qui est relativement élevé comme consommation par rapport à la condition de vie des autres ménages de même taille dans cette zone. Prière de corriger ou de confirmer avec le QG. Avertissement!! La quantité (7 litre) du produit Huile de palme raffinée consommée  par le ménage semble très élevé, prière de corriger ou confirmer avec le QG. Avertissement!!! Le ménage a consommé 5 Paquet Moyen de Thé en sachet, cette quantité semble anormale pour une consommation des 7 derniers jours.Prière de corriger ou de confirmer avec le QG. Avertissement!! le prix unitaire (100 Fcfa) de Thé en sachet (unité: Paquet) de taille Moyen est très faible ou élevé. Prière de corriger ou de confirmer avec le QG. Incohérence!! Dans ce ménage, chaque individus consomme par jour 55.45633 Kg  de cereale; Prière de revoir les quantités prises de ces produits. Incohérence!! Dans ce ménage, chaque individus consomme par jour 55.45633 Kg  de cereale; Prière de revoir les quantités prises de ces produits. Incohérence!! Dans ce ménage, chaque individus consomme par jour 55.45633 Kg  de cereale; Prière de revoir les quantités prises de ces produits.</w:t>
       </w:r>
     </w:p>
     <w:p>
@@ -1569,7 +1569,7 @@
         <w:rPr>
           <w:sz w:val="20"/>
         </w:rPr>
-        <w:t>- La dernière fois que vous avez acheté Arachides pilées est à la maison et semble exister dans les modalités, prière de prendre attache avec le QG pour plus d'explication afin de la classer bien. Attention ! Le prix unitaire d'achat (100 Fcfa) de Ail en Sachets (Petit) est relativement élevé par rapport aux autres prix observés dans cette zone. Prière de corriger ou de confirmer avec le QG. Attention ! Le prix unitaire d'achat (100 Fcfa) de Poivre en Sachets (Petit) est relativement élevé par rapport aux autres prix observés dans cette zone. Prière de corriger ou de confirmer avec le QG. Attention ! Le prix unitaire d'achat (150 Fcfa) de Aubergine   en Pièce (Moyen) est relativement élevé par rapport aux autres prix observés dans cette zone. Prière de corriger ou de confirmer avec le QG. Attention ! Le prix unitaire d'achat (50 Fcfa) de Aubergine sauvage  en Pièce (Moyen) est relativement faible par rapport aux autres prix observés dans cette zone. Prière de corriger ou de confirmer avec le QG. Avertissement!! La quantité (5 litre) du produit Huile de soja  consommée  par le ménage semble très élevé, prière de corriger ou confirmer avec le QG. Avertissement!!! Le ménage a consommé 1 Paquet Moyen de Thé en sachet, cette quantité semble anormale pour une consommation des 7 derniers jours.Prière de corriger ou de confirmer avec le QG. Avertissement!!!Le ménage a consommé 49 Morceau (Portion) de Moyen de Pain moderne (Baguette)  ce qui semble incoherent pour une consommation aucours des 7 derniers jours, prière de verifier et corriger. Incohérence!! Dans ce ménage, chaque individus consomme par jour 34.05375 Kg  de cereale; Prière de revoir les quantités prises de ces produits. Le prix d'achat unitaire (10500 Fcfa) de Viande de bœuf: filet, faux-filet en Kg de taille taille unique prière de regarder les reponses prises dans les questions s07bq07a s07bq07b s07bq07c s07bq08 pour mieux corriger. Attention ! Le prix unitaire d'achat (10500 Fcfa) de Viande de bœuf: filet, faux-filet en Kg (taille unique) est relativement élevé par rapport aux autres prix observés dans cette zone. Prière de corriger ou de confirmer avec le QG. Le prix d'achat unitaire (400 Fcfa) de Sucre en poudre  en Sac (5 Kg) de taille taille unique est très faible, prière de regarder les reponses prises dans les questions s07bq07a s07bq07b s07bq07c s07bq08 pour mieux corriger.</w:t>
+        <w:t>- La dernière fois que vous avez acheté Arachides pilées est à la maison et semble exister dans les modalités, prière de prendre attache avec le QG pour plus d'explication afin de la classer bien. Attention ! Le prix unitaire d'achat (100 Fcfa) de Ail en Sachets (Petit) est relativement élevé par rapport aux autres prix observés dans cette zone. Prière de corriger ou de confirmer avec le QG. Attention ! Le prix unitaire d'achat (100 Fcfa) de Poivre en Sachets (Petit) est relativement élevé par rapport aux autres prix observés dans cette zone. Prière de corriger ou de confirmer avec le QG. Attention ! Le prix unitaire d'achat (150 Fcfa) de Aubergine   en Pièce (Moyen) est relativement élevé par rapport aux autres prix observés dans cette zone. Prière de corriger ou de confirmer avec le QG. Attention ! Le prix unitaire d'achat (150 Fcfa) de Choux en Morceau (Portion) (Petit) est relativement élevé par rapport aux autres prix observés dans cette zone. Prière de corriger ou de confirmer avec le QG. Attention ! Le prix unitaire d'achat (150 Fcfa) de Courge en Morceau (Portion) (Moyen) est relativement élevé par rapport aux autres prix observés dans cette zone. Prière de corriger ou de confirmer avec le QG. Avertissement!! La quantité (5 litre) du produit Huile de soja  consommée  par le ménage semble très élevé, prière de corriger ou confirmer avec le QG. Avertissement!!! Le ménage a consommé 1 Paquet Moyen de Thé en sachet, cette quantité semble anormale pour une consommation des 7 derniers jours.Prière de corriger ou de confirmer avec le QG. Avertissement!!!Le ménage a consommé 49 Morceau (Portion) de Moyen de Pain moderne (Baguette)  ce qui semble incoherent pour une consommation aucours des 7 derniers jours, prière de verifier et corriger. Incohérence!! Dans ce ménage, chaque individus consomme par jour 54.96893 Kg  de cereale; Prière de revoir les quantités prises de ces produits. Le prix d'achat unitaire (10500 Fcfa) de Viande de bœuf: filet, faux-filet en Kg de taille taille unique prière de regarder les reponses prises dans les questions s07bq07a s07bq07b s07bq07c s07bq08 pour mieux corriger. Attention ! Le prix unitaire d'achat (10500 Fcfa) de Viande de bœuf: filet, faux-filet en Kg (taille unique) est relativement élevé par rapport aux autres prix observés dans cette zone. Prière de corriger ou de confirmer avec le QG. Le prix d'achat unitaire (400 Fcfa) de Sucre en poudre  en Sac (5 Kg) de taille taille unique est très faible, prière de regarder les reponses prises dans les questions s07bq07a s07bq07b s07bq07c s07bq08 pour mieux corriger.</w:t>
       </w:r>
     </w:p>
     <w:p>
@@ -1676,8 +1676,6 @@
         <w:rPr>
           <w:sz w:val="20"/>
         </w:rPr>
-        <w:t xml:space="preserve">- Attention ! Appareil TV a été achété à 100000 Fcfa est relativement élevé par rapport aux autres prix d'achat observés dans cette zone. Prière de corriger ou de confirmer avec le QG. </w:t>
-        <w:br/>
         <w:t>- Avertissement!!! Le prix d'achat (20000) de l'article  Salon  (Fauteuils et table basse) est inférieur aux prix de revente (100000)  avec l'âge du bien atteignant 3 ans. Prière de vérifier ou confirmer avec l'enquêté et mettre les bonnes valeurs après verification, s'il le faut.</w:t>
       </w:r>
     </w:p>
@@ -2253,7 +2251,7 @@
         <w:rPr>
           <w:sz w:val="20"/>
         </w:rPr>
-        <w:t>- La dernière fois que vous avez acheté Beignets de farine de boulangerie est mére beignet du quartiers et semble exister dans les modalités, prière de prendre attache avec le QG pour plus d'explication afin de la classer bien.  La dernière fois que vous avez acheté Lait caillé est nekh sow et semble exister dans les modalités, prière de prendre attache avec le QG pour plus d'explication afin de la classer bien. Attention ! Le prix unitaire d'achat (150 Fcfa) de Carotte en Pièce (Moyen) est relativement élevé par rapport aux autres prix observés dans cette zone. Prière de corriger ou de confirmer avec le QG. Attention ! Le prix unitaire d'achat (250 Fcfa) de Sucre en poudre  en Kg (taille unique) est relativement faible par rapport aux autres prix observés dans cette zone. Prière de corriger ou de confirmer avec le QG. Attention ! Le prix unitaire d'achat (50 Fcfa) de Petit cola en Pièce (Petit) est relativement faible par rapport aux autres prix observés dans cette zone. Prière de corriger ou de confirmer avec le QG. Avertissement!!! Le ménage a consommé 7 Paquet Petit de Thé en sachet, cette quantité semble anormale pour une consommation des 7 derniers jours.Prière de corriger ou de confirmer avec le QG. Avertissement!! le prix unitaire (125 Fcfa) de Thé en sachet (unité: Paquet) de taille Petit est très faible ou élevé. Prière de corriger ou de confirmer avec le QG. Le prix d'achat unitaire (1 Fcfa) de Poivre en Sachets de taille Moyen  est invraisemblable, prière de regarder les reponses prises dans les questions s07bq07a s07bq07b s07bq07c s07bq08 pour mieux corriger.</w:t>
+        <w:t>- La dernière fois que vous avez acheté Beignets de farine de boulangerie est mére beignet du quartiers et semble exister dans les modalités, prière de prendre attache avec le QG pour plus d'explication afin de la classer bien.  La dernière fois que vous avez acheté Lait caillé est nekh sow et semble exister dans les modalités, prière de prendre attache avec le QG pour plus d'explication afin de la classer bien. Attention ! Le prix unitaire d'achat (150 Fcfa) de Carotte en Pièce (Moyen) est relativement élevé par rapport aux autres prix observés dans cette zone. Prière de corriger ou de confirmer avec le QG. Attention ! Le prix unitaire d'achat (250 Fcfa) de Sucre en poudre  en Kg (taille unique) est relativement faible par rapport aux autres prix observés dans cette zone. Prière de corriger ou de confirmer avec le QG. Attention ! Le prix unitaire d'achat (50 Fcfa) de Courge en Morceau (Portion) (Moyen) est relativement faible par rapport aux autres prix observés dans cette zone. Prière de corriger ou de confirmer avec le QG. Attention ! Le prix unitaire d'achat (50 Fcfa) de Petit cola en Pièce (Petit) est relativement faible par rapport aux autres prix observés dans cette zone. Prière de corriger ou de confirmer avec le QG. Avertissement!!! Le ménage a consommé 7 Paquet Petit de Thé en sachet, cette quantité semble anormale pour une consommation des 7 derniers jours.Prière de corriger ou de confirmer avec le QG. Avertissement!! le prix unitaire (125 Fcfa) de Thé en sachet (unité: Paquet) de taille Petit est très faible ou élevé. Prière de corriger ou de confirmer avec le QG. Attention ! Le prix unitaire d'achat (125 Fcfa) de Thé en sachet en Paquet (Petit) est relativement élevé par rapport aux autres prix observés dans cette zone. Prière de corriger ou de confirmer avec le QG. Le prix d'achat unitaire (1 Fcfa) de Poivre en Sachets de taille Moyen  est invraisemblable, prière de regarder les reponses prises dans les questions s07bq07a s07bq07b s07bq07c s07bq08 pour mieux corriger.</w:t>
       </w:r>
     </w:p>
     <w:p>
@@ -2295,7 +2293,7 @@
         <w:rPr>
           <w:sz w:val="20"/>
         </w:rPr>
-        <w:t>- La date renseignée doit être en année (Exemple: 2022). Veuillez, s'il vous plaît corriger. Le salaire qu'une personne de cette catégorie (10.62) a travaillé(e) dans cette entreprise Fabrication de pain tapalapa est élevé ou faible. Prière de confirmer cette information avec le QG ou de corriger.</w:t>
+        <w:t>- La date renseignée doit être en année (Exemple: 2022). Veuillez, s'il vous plaît corriger.</w:t>
       </w:r>
     </w:p>
     <w:p>
@@ -2925,7 +2923,7 @@
         <w:rPr>
           <w:sz w:val="20"/>
         </w:rPr>
-        <w:t>- Attention ! Le prix unitaire d'achat (150 Fcfa) de Pastèque en Pièce (Moyen) est relativement faible par rapport aux autres prix observés dans cette zone. Prière de corriger ou de confirmer avec le QG. Avertissement!! La quantité (5 litre) du produit Huile de palme raffinée consommée  par le ménage semble très élevé, prière de corriger ou confirmer avec le QG. Avertissement!!! Le ménage a consommé 10 Paquet Petit de Thé en sachet, cette quantité semble anormale pour une consommation des 7 derniers jours.Prière de corriger ou de confirmer avec le QG. Avertissement!! le prix unitaire (100 Fcfa) de Thé en sachet (unité: Paquet) de taille Petit est très faible ou élevé. Prière de corriger ou de confirmer avec le QG. Incohérence!! Dans ce ménage, chaque individus consomme par jour .639881 Kg  de cereale; Prière de revoir les quantités prises de ces produits. Incohérence!! Dans ce ménage, chaque individus consomme par jour .639881 Kg  de cereale; Prière de revoir les quantités prises de ces produits. Incohérence!! Dans ce ménage, chaque individus consomme par jour .639881 Kg  de cereale; Prière de revoir les quantités prises de ces produits. Incohérence!! Dans ce ménage, chaque individus consomme par jour .639881 Kg  de cereale; Prière de revoir les quantités prises de ces produits. Attention ! Le prix unitaire d'achat (600 Fcfa) de Mil en Kg (taille unique) est relativement élevé par rapport aux autres prix observés dans cette zone. Prière de corriger ou de confirmer avec le QG.</w:t>
+        <w:t>- Avertissement!! La quantité (5 litre) du produit Huile de palme raffinée consommée  par le ménage semble très élevé, prière de corriger ou confirmer avec le QG. Avertissement!!! Le ménage a consommé 10 Paquet Petit de Thé en sachet, cette quantité semble anormale pour une consommation des 7 derniers jours.Prière de corriger ou de confirmer avec le QG. Avertissement!! le prix unitaire (100 Fcfa) de Thé en sachet (unité: Paquet) de taille Petit est très faible ou élevé. Prière de corriger ou de confirmer avec le QG. Incohérence!! Dans ce ménage, chaque individus consomme par jour .860119 Kg  de cereale; Prière de revoir les quantités prises de ces produits. Incohérence!! Dans ce ménage, chaque individus consomme par jour .860119 Kg  de cereale; Prière de revoir les quantités prises de ces produits. Incohérence!! Dans ce ménage, chaque individus consomme par jour .860119 Kg  de cereale; Prière de revoir les quantités prises de ces produits. Incohérence!! Dans ce ménage, chaque individus consomme par jour .860119 Kg  de cereale; Prière de revoir les quantités prises de ces produits. Attention ! Le prix unitaire d'achat (600 Fcfa) de Mil en Kg (taille unique) est relativement élevé par rapport aux autres prix observés dans cette zone. Prière de corriger ou de confirmer avec le QG.</w:t>
       </w:r>
     </w:p>
     <w:p>
@@ -3509,7 +3507,7 @@
         <w:rPr>
           <w:sz w:val="20"/>
         </w:rPr>
-        <w:t>- Attention ! Le prix unitaire d'achat (100 Fcfa) de Poivre en Sachets (Petit) est relativement élevé par rapport aux autres prix observés dans cette zone. Prière de corriger ou de confirmer avec le QG. Attention ! Le prix unitaire d'achat (100 Fcfa) de Vinaigre de vin en Verre ( à thé) (taille unique) est relativement élevé par rapport aux autres prix observés dans cette zone. Prière de corriger ou de confirmer avec le QG. Attention ! Le prix unitaire d'achat (200 Fcfa) de Choux en Morceau (Portion) (Petit) est relativement élevé par rapport aux autres prix observés dans cette zone. Prière de corriger ou de confirmer avec le QG. Attention ! Le prix unitaire d'achat (200 Fcfa) de Courge en Morceau (Portion) (Petit) est relativement élevé par rapport aux autres prix observés dans cette zone. Prière de corriger ou de confirmer avec le QG. Attention ! Le prix unitaire d'achat (3500 Fcfa) de Viande de boeuf: Abats et tripes (foie, rognon, etc.) en Kg (taille unique) est relativement faible par rapport aux autres prix observés dans cette zone. Prière de corriger ou de confirmer avec le QG. Avertissement!!! Le ménage a consommé 1 Paquet Moyen de Thé en sachet, cette quantité semble anormale pour une consommation des 7 derniers jours.Prière de corriger ou de confirmer avec le QG. Incohérence!! Dans ce ménage, chaque individus consomme par jour 20.66442 Kg  de cereale; Prière de revoir les quantités prises de ces produits. Incohérence!! Dans ce ménage, chaque individus consomme par jour 20.66442 Kg  de cereale; Prière de revoir les quantités prises de ces produits. Le prix d'achat unitaire (125 Fcfa) de Farine de maïs en Kg de taille  taille unique  est très faible, prière de regarder les reponses prises dans les questions s07bq07a s07bq07b s07bq07c s07bq08 pour mieux corriger. Incohérence!! Dans ce ménage, chaque individus consomme par jour 20.66442 Kg  de cereale; Prière de revoir les quantités prises de ces produits. Le prix d'achat unitaire (150 Fcfa) de Mil en Kg de taille  taille unique  est très faible, prière de regarder les reponses prises dans les questions s07bq07a s07bq07b s07bq07c s07bq08 pour mieux corriger. Le ménage a consommé 1 Sac (25 Kg) taille unique de Sel, cette quantité semble anormale pour une consommation des 7 derniers jours. prière de verifier et corriger ou confirmer avec le QG. Le prix d'achat unitaire (1500 Fcfa) de Sel en Sac (25 Kg) de taille taille unique est très faible, prière de regarder les reponses prises dans les questions s07bq07a s07bq07b s07bq07c s07bq08 pour mieux corriger. Difficile de consommer le Sel en Sac (25 Kg) taille unique prière de verifier. Le prix d'achat unitaire (400 Fcfa) de Sucre en poudre  en Sac (5 Kg) de taille taille unique est très faible, prière de regarder les reponses prises dans les questions s07bq07a s07bq07b s07bq07c s07bq08 pour mieux corriger.</w:t>
+        <w:t>- Attention ! Le prix unitaire d'achat (100 Fcfa) de Poivre en Sachets (Petit) est relativement élevé par rapport aux autres prix observés dans cette zone. Prière de corriger ou de confirmer avec le QG. Attention ! Le prix unitaire d'achat (100 Fcfa) de Vinaigre de vin en Verre ( à thé) (taille unique) est relativement élevé par rapport aux autres prix observés dans cette zone. Prière de corriger ou de confirmer avec le QG. Attention ! Le prix unitaire d'achat (200 Fcfa) de Choux en Morceau (Portion) (Petit) est relativement élevé par rapport aux autres prix observés dans cette zone. Prière de corriger ou de confirmer avec le QG. Attention ! Le prix unitaire d'achat (200 Fcfa) de Courge en Morceau (Portion) (Petit) est relativement élevé par rapport aux autres prix observés dans cette zone. Prière de corriger ou de confirmer avec le QG. Attention ! Le prix unitaire d'achat (3500 Fcfa) de Viande de boeuf: Abats et tripes (foie, rognon, etc.) en Kg (taille unique) est relativement faible par rapport aux autres prix observés dans cette zone. Prière de corriger ou de confirmer avec le QG. Avertissement!!! Le ménage a consommé 1 Paquet Moyen de Thé en sachet, cette quantité semble anormale pour une consommation des 7 derniers jours.Prière de corriger ou de confirmer avec le QG. Incohérence!! Dans ce ménage, chaque individus consomme par jour 39.17572 Kg  de cereale; Prière de revoir les quantités prises de ces produits. Incohérence!! Dans ce ménage, chaque individus consomme par jour 39.17572 Kg  de cereale; Prière de revoir les quantités prises de ces produits. Le prix d'achat unitaire (125 Fcfa) de Farine de maïs en Kg de taille  taille unique  est très faible, prière de regarder les reponses prises dans les questions s07bq07a s07bq07b s07bq07c s07bq08 pour mieux corriger. Incohérence!! Dans ce ménage, chaque individus consomme par jour 39.17572 Kg  de cereale; Prière de revoir les quantités prises de ces produits. Le prix d'achat unitaire (150 Fcfa) de Mil en Kg de taille  taille unique  est très faible, prière de regarder les reponses prises dans les questions s07bq07a s07bq07b s07bq07c s07bq08 pour mieux corriger. Le ménage a consommé 1 Sac (25 Kg) taille unique de Sel, cette quantité semble anormale pour une consommation des 7 derniers jours. prière de verifier et corriger ou confirmer avec le QG. Le prix d'achat unitaire (1500 Fcfa) de Sel en Sac (25 Kg) de taille taille unique est très faible, prière de regarder les reponses prises dans les questions s07bq07a s07bq07b s07bq07c s07bq08 pour mieux corriger. Difficile de consommer le Sel en Sac (25 Kg) taille unique prière de verifier. Le prix d'achat unitaire (400 Fcfa) de Sucre en poudre  en Sac (5 Kg) de taille taille unique est très faible, prière de regarder les reponses prises dans les questions s07bq07a s07bq07b s07bq07c s07bq08 pour mieux corriger.</w:t>
       </w:r>
     </w:p>
     <w:p>
@@ -4015,7 +4013,9 @@
         <w:rPr>
           <w:sz w:val="20"/>
         </w:rPr>
-        <w:t>- Avertissement!!!  yacine toure  possède un téléphone android mais dit n'avoir pas accès à l'internet, prière de confirmer cette information avec le QG ou la corriger.</w:t>
+        <w:t xml:space="preserve">- Avertissement!!!  yacine toure  possède un téléphone android mais dit n'avoir pas accès à l'internet, prière de confirmer cette information avec le QG ou la corriger. </w:t>
+        <w:br/>
+        <w:t>- Attention ! Le montant (4500 Fcfa) dépensé ou reçu en cadeau pour les cartes prépayées, les transferts de crédit et les abonnements de  bamba cisse est relativement élevé par rapport aux autres montants depansés observés dans cette zone. Prière de corriger ou de confirmer avec le QG.</w:t>
       </w:r>
     </w:p>
     <w:p>
@@ -4797,7 +4797,7 @@
         <w:rPr>
           <w:sz w:val="20"/>
         </w:rPr>
-        <w:t>- La dernière fois que vous avez acheté Viande de poulet entier est un éleveur du quartiers et semble exister dans les modalités, prière de prendre attache avec le QG pour plus d'explication afin de la classer bien. Attention ! Le prix unitaire d'achat (2000 Fcfa) de Pastèque en Pièce (Grand) est relativement élevé par rapport aux autres prix observés dans cette zone. Prière de corriger ou de confirmer avec le QG. Attention ! Le prix unitaire d'achat (500 Fcfa) de Feuilles de patate en Sachets (Moyen) est relativement élevé par rapport aux autres prix observés dans cette zone. Prière de corriger ou de confirmer avec le QG. Attention ! Le prix unitaire d'achat (75 Fcfa) de Feuilles de  Haricot en Tas (Moyen) est relativement faible par rapport aux autres prix observés dans cette zone. Prière de corriger ou de confirmer avec le QG. Avertissement!!! Le ménage a consommé 10 Paquet Petit de Thé en sachet, cette quantité semble anormale pour une consommation des 7 derniers jours.Prière de corriger ou de confirmer avec le QG. Avertissement!! le prix unitaire (150 Fcfa) de Thé en sachet (unité: Paquet) de taille Petit est très faible ou élevé. Prière de corriger ou de confirmer avec le QG. Difficile de consommer le Sel en Sac (10 Kg) taille unique prière de verifier. Le ménage a consommé 1 Sac (25 Kg) taille unique de Oignon frais, cette quantité semble anormale pour une consommation des 7 derniers jours. prière de verifier et corriger ou confirmer avec le QG. Le ménage a consommé 1 Sac (50 Kg) taille unique de Riz local Gambiaka, cette quantité semble anormale pour une consommation des 7 derniers jours. prière de verifier et corriger ou confirmer avec le QG. Le prix d'achat unitaire (125 Fcfa) de Farine de maïs en Kg de taille  taille unique  est très faible, prière de regarder les reponses prises dans les questions s07bq07a s07bq07b s07bq07c s07bq08 pour mieux corriger. Le prix d'achat unitaire (200 Fcfa) de Mil en Kg de taille  taille unique  est très faible, prière de regarder les reponses prises dans les questions s07bq07a s07bq07b s07bq07c s07bq08 pour mieux corriger.</w:t>
+        <w:t>- La dernière fois que vous avez acheté Viande de poulet entier est un éleveur du quartiers et semble exister dans les modalités, prière de prendre attache avec le QG pour plus d'explication afin de la classer bien. Attention ! Le prix unitaire d'achat (2000 Fcfa) de Pastèque en Pièce (Grand) est relativement élevé par rapport aux autres prix observés dans cette zone. Prière de corriger ou de confirmer avec le QG. Attention ! Le prix unitaire d'achat (500 Fcfa) de Feuilles de patate en Sachets (Moyen) est relativement élevé par rapport aux autres prix observés dans cette zone. Prière de corriger ou de confirmer avec le QG. Attention ! Le prix unitaire d'achat (75 Fcfa) de Feuilles de  Haricot en Tas (Moyen) est relativement faible par rapport aux autres prix observés dans cette zone. Prière de corriger ou de confirmer avec le QG. Attention ! Le prix unitaire d'achat (750 Fcfa) de Café moulu en Sachets industriel (Petit) est relativement élevé par rapport aux autres prix observés dans cette zone. Prière de corriger ou de confirmer avec le QG. Attention ! Soupçons de quantité anormale! Le ménage de LIEUTNANT DAME FAYE avec une taille de 6 personnes a consommé 4.5 Kg en taille unique de Viande de bœuf: filet, faux-filet qui est relativement élevé comme consommation par rapport à la condition de vie des autres ménages de même taille dans cette zone. Prière de corriger ou de confirmer avec le QG. Avertissement!!! Le ménage a consommé 10 Paquet Petit de Thé en sachet, cette quantité semble anormale pour une consommation des 7 derniers jours.Prière de corriger ou de confirmer avec le QG. Avertissement!! le prix unitaire (150 Fcfa) de Thé en sachet (unité: Paquet) de taille Petit est très faible ou élevé. Prière de corriger ou de confirmer avec le QG. Attention ! Le prix unitaire d'achat (150 Fcfa) de Thé en sachet en Paquet (Petit) est relativement élevé par rapport aux autres prix observés dans cette zone. Prière de corriger ou de confirmer avec le QG. Difficile de consommer le Sel en Sac (10 Kg) taille unique prière de verifier. Le ménage a consommé 1 Sac (25 Kg) taille unique de Oignon frais, cette quantité semble anormale pour une consommation des 7 derniers jours. prière de verifier et corriger ou confirmer avec le QG. Le ménage a consommé 1 Sac (50 Kg) taille unique de Riz local Gambiaka, cette quantité semble anormale pour une consommation des 7 derniers jours. prière de verifier et corriger ou confirmer avec le QG. Le prix d'achat unitaire (125 Fcfa) de Farine de maïs en Kg de taille  taille unique  est très faible, prière de regarder les reponses prises dans les questions s07bq07a s07bq07b s07bq07c s07bq08 pour mieux corriger. Le prix d'achat unitaire (200 Fcfa) de Mil en Kg de taille  taille unique  est très faible, prière de regarder les reponses prises dans les questions s07bq07a s07bq07b s07bq07c s07bq08 pour mieux corriger.</w:t>
       </w:r>
     </w:p>
     <w:p>
@@ -4907,6 +4907,27 @@
           <w:sz w:val="20"/>
         </w:rPr>
         <w:t>- Le nombre de pièces occupés est superieur aux nombre de personne vivant dans le ménage. Avertissement!! Le ménage (vit en milieu urbain) se débarrasse de ses ordures ménagères soit par le Dépotoir sauvage, brûle et enterre, prière de corriger ou confirmer avec le QG.</w:t>
+      </w:r>
+    </w:p>
+    <w:p>
+      <w:r>
+        <w:rPr>
+          <w:b/>
+          <w:color w:val="4672C4"/>
+          <w:sz w:val="22"/>
+        </w:rPr>
+        <w:t>&gt;&gt; Section12 - Actifs du menage</w:t>
+      </w:r>
+    </w:p>
+    <w:p>
+      <w:pPr>
+        <w:ind w:left="283"/>
+      </w:pPr>
+      <w:r>
+        <w:rPr>
+          <w:sz w:val="20"/>
+        </w:rPr>
+        <w:t>- Attention ! Téléphone portable a été revendu à 100000 Fcfa qui est relativement élevé par rapport aux autres prix de revente observés dans cette zone. Prière de corriger ou de confirmer avec le QG.</w:t>
       </w:r>
     </w:p>
     <w:p>
@@ -5403,7 +5424,7 @@
         <w:br/>
         <w:t xml:space="preserve">- Attention ! Vous avez déclaré en s01q00 que le répondant est la personne elle-même, or khodia Cisse est trop jeune (10 ans) pour fournir des informations correctes. Prière de refaire la section 1 pour khodia Cisse en demandant à un adulte de répondre aux questions à sa place. </w:t>
         <w:br/>
-        <w:t>- Les catégories socioprofessionnelles du père biologique de  Mamour Cisse  ne sont pas coherentes, prière de corriger. Attention ! Le montant (6000 Fcfa) dépensé ou reçu en cadeau pour les cartes prépayées, les transferts de crédit et les abonnements de  Mamour Cisse est relativement élevé par rapport aux autres montants depansés observés dans cette zone. Prière de corriger ou de confirmer avec le QG.</w:t>
+        <w:t>- Les catégories socioprofessionnelles du père biologique de  Mamour Cisse  ne sont pas coherentes, prière de corriger. Attention ! Le montant (6000 Fcfa) dépensé ou reçu en cadeau pour les cartes prépayées, les transferts de crédit et les abonnements de  Mamour Cisse est relativement élevé par rapport aux autres montants depansés observés dans cette zone. Prière de corriger ou de confirmer avec le QG. Attention ! Le montant (5070 Fcfa) dépensé ou reçu en cadeau pour les recharges internet ou de forfaits de données mobiles(hors appels vocaux), aucours des 30 derniers jours de  Mamour Cisse est relativement élevé par rapport aux autres montants depansés observés dans cette zone. Prière de corriger ou de confirmer avec le QG.</w:t>
       </w:r>
     </w:p>
     <w:p>
@@ -6079,7 +6100,7 @@
         <w:br/>
         <w:t xml:space="preserve">- Peu probable! Coura cisse  n'arrive pas  à comprendre un petit texte lu dans une langue locale (s02q03). Veuillez corriger ou donner des explications au QG. Peu probable! Coura cisse  ne sait ni lire, ni écrire, ni comprendre dans aucune des langues  (s02q01,s02q02,s02q03). Veuillez corriger ou donner des explications au QG. </w:t>
         <w:br/>
-        <w:t xml:space="preserve">- Peu probable! Fatima cisse  n'arrive pas  à comprendre un petit texte lu dans une langue locale (s02q03). Veuillez corriger ou donner des explications au QG. Peu plausible Fatima cisse fréquente au minimum le fondamental 1 mais ne sait ni lire ni comprendre la langue française, prière de corriger ou de confirmer avec le QG merci. Avertissement!! Fatima cisse fréquente au minimum la troisième année de fondamental 1 mais ne sait pas écrire, prière de corriger ou confirmer avec le QG. Dans les milieux urbains c'est peu probable de voir une école dont les élèves ou étudiants ne dépensent pas en frais d'uniformes, prière de verifier pour Fatima cisse et corriger ou confirmer avec le QG. </w:t>
+        <w:t xml:space="preserve">- Peu probable! Fatima cisse  n'arrive pas  à comprendre un petit texte lu dans une langue locale (s02q03). Veuillez corriger ou donner des explications au QG. Peu plausible Fatima cisse fréquente au minimum le fondamental 1 mais ne sait ni lire ni comprendre la langue française, prière de corriger ou de confirmer avec le QG merci. Avertissement!! Fatima cisse fréquente au minimum la troisième année de fondamental 1 mais ne sait pas écrire, prière de corriger ou confirmer avec le QG. Dans les milieux urbains c'est peu probable de voir une école dont les élèves ou étudiants ne dépensent pas en frais d'uniformes, prière de verifier pour Fatima cisse et corriger ou confirmer avec le QG. Attention ! Le frais de scolarité (2000 Fcfa) de Fatima cisse en 3ème année de Primaire est relativement élevé par rapport aux autres frais de scolarités observés dans cette zone. Prière de corriger ou de confirmer avec le QG. </w:t>
         <w:br/>
         <w:t xml:space="preserve">- Peu probable! Fatou cisse  n'arrive pas  à comprendre un petit texte lu dans une langue locale (s02q03). Veuillez corriger ou donner des explications au QG. Peu probable! Fatou cisse  ne sait ni lire, ni écrire, ni comprendre dans aucune des langues  (s02q01,s02q02,s02q03). Veuillez corriger ou donner des explications au QG. </w:t>
         <w:br/>
@@ -6779,7 +6800,7 @@
         <w:rPr>
           <w:sz w:val="20"/>
         </w:rPr>
-        <w:t>- La dernière fois que vous avez acheté Pommes est Ngana pres de du poste de santé et semble exister dans les modalités, prière de prendre attache avec le QG pour plus d'explication afin de la classer bien. Attention ! Le prix unitaire d'achat (150 Fcfa) de Mâchoiron séchée (Kon) en Tas (Petit) est relativement élevé par rapport aux autres prix observés dans cette zone. Prière de corriger ou de confirmer avec le QG. Avertissement!!! Le ménage a consommé 1 Seau de 5l taille unique de Pâte d'arachide, cette quantité semble anormale pour une consommation des 7 derniers jours, prière de verifier et corriger. Avertissement!!! Le ménage a consommé 8 Paquet Petit de Thé en sachet, cette quantité semble anormale pour une consommation des 7 derniers jours.Prière de corriger ou de confirmer avec le QG. Avertissement!! le prix unitaire (125 Fcfa) de Thé en sachet (unité: Paquet) de taille Petit est très faible ou élevé. Prière de corriger ou de confirmer avec le QG. Avertissement!!!Le ménage a consommé 50 miche de Petit de Pain traditionnel (Baguette)  ce qui semble incoherent pour une consommation aucours des 7 derniers jours, prière de verifier et corriger. Difficile de consommer le Sel en Sac (10 Kg) taille unique prière de verifier. Le prix d'achat unitaire (1 Fcfa) de Carotte en Pièce de taille Petit  est invraisemblable, prière de regarder les reponses prises dans les questions s07bq07a s07bq07b s07bq07c s07bq08 pour mieux corriger. Attention ! Le prix unitaire d'achat (1 Fcfa) de Carotte en Pièce (Petit) est relativement faible par rapport aux autres prix observés dans cette zone. Prière de corriger ou de confirmer avec le QG. Le prix d'achat unitaire (1 Fcfa) de Moutarde en Sachets industriel de taille Petit  est invraisemblable, prière de regarder les reponses prises dans les questions s07bq07a s07bq07b s07bq07c s07bq08 pour mieux corriger.</w:t>
+        <w:t>- La dernière fois que vous avez acheté Pommes est Ngana pres de du poste de santé et semble exister dans les modalités, prière de prendre attache avec le QG pour plus d'explication afin de la classer bien. Attention ! Le prix unitaire d'achat (150 Fcfa) de Mâchoiron séchée (Kon) en Tas (Petit) est relativement élevé par rapport aux autres prix observés dans cette zone. Prière de corriger ou de confirmer avec le QG. Avertissement!!! Le ménage a consommé 1 Seau de 5l taille unique de Pâte d'arachide, cette quantité semble anormale pour une consommation des 7 derniers jours, prière de verifier et corriger. Avertissement!!! Le ménage a consommé 8 Paquet Petit de Thé en sachet, cette quantité semble anormale pour une consommation des 7 derniers jours.Prière de corriger ou de confirmer avec le QG. Avertissement!! le prix unitaire (125 Fcfa) de Thé en sachet (unité: Paquet) de taille Petit est très faible ou élevé. Prière de corriger ou de confirmer avec le QG. Attention ! Le prix unitaire d'achat (125 Fcfa) de Thé en sachet en Paquet (Petit) est relativement élevé par rapport aux autres prix observés dans cette zone. Prière de corriger ou de confirmer avec le QG. Avertissement!!!Le ménage a consommé 50 miche de Petit de Pain traditionnel (Baguette)  ce qui semble incoherent pour une consommation aucours des 7 derniers jours, prière de verifier et corriger. Difficile de consommer le Sel en Sac (10 Kg) taille unique prière de verifier. Le prix d'achat unitaire (1 Fcfa) de Carotte en Pièce de taille Petit  est invraisemblable, prière de regarder les reponses prises dans les questions s07bq07a s07bq07b s07bq07c s07bq08 pour mieux corriger. Le prix d'achat unitaire (1 Fcfa) de Moutarde en Sachets industriel de taille Petit  est invraisemblable, prière de regarder les reponses prises dans les questions s07bq07a s07bq07b s07bq07c s07bq08 pour mieux corriger.</w:t>
       </w:r>
     </w:p>
     <w:p>
@@ -6999,7 +7020,7 @@
         <w:br/>
         <w:t xml:space="preserve">- Attention ! Hache/pioche a été revendu à 2500 Fcfa qui est relativement élevé par rapport aux autres prix de revente observés dans cette zone. Prière de corriger ou de confirmer avec le QG. </w:t>
         <w:br/>
-        <w:t xml:space="preserve">- Attention ! Machette a été revendu à 3000 Fcfa qui est relativement élevé par rapport aux autres prix de revente observés dans cette zone. Prière de corriger ou de confirmer avec le QG. </w:t>
+        <w:t xml:space="preserve">- Attention ! Machette a été achété à 3000 Fcfa est relativement élevé par rapport aux autres prix d'achat observés dans cette zone. Prière de corriger ou de confirmer avec le QG. Attention ! Machette a été revendu à 3000 Fcfa qui est relativement élevé par rapport aux autres prix de revente observés dans cette zone. Prière de corriger ou de confirmer avec le QG. </w:t>
         <w:br/>
         <w:t xml:space="preserve">- Avertissement!! Le prix d'achat (10000 FCFA) de Charrettes est inférieur aux prix de revente (35000 FCFA), prière de verifier et corriger ou confirmer l'information avec le QG. </w:t>
         <w:br/>
@@ -7474,7 +7495,7 @@
         <w:rPr>
           <w:sz w:val="20"/>
         </w:rPr>
-        <w:t>- Attention ! Le prix unitaire d'achat (100 Fcfa) de Pain moderne (Baguette) en miche (Moyen) est relativement faible par rapport aux autres prix observés dans cette zone. Prière de corriger ou de confirmer avec le QG. Attention ! Le prix unitaire d'achat (200 Fcfa) de Pain traditionnel (Baguette) en miche (Petit) est relativement élevé par rapport aux autres prix observés dans cette zone. Prière de corriger ou de confirmer avec le QG. Avertissement!! La quantité (10 litre) du produit Huile de palme raffinée consommée  par le ménage semble très élevé, prière de corriger ou confirmer avec le QG. Attention ! Le prix unitaire d'achat (150 Fcfa) de Huile de palme raffinée en Litre (taille unique) est relativement faible par rapport aux autres prix observés dans cette zone. Prière de corriger ou de confirmer avec le QG. Avertissement!!! Le ménage a consommé 2 Paquet Petit de Thé en sachet, cette quantité semble anormale pour une consommation des 7 derniers jours.Prière de corriger ou de confirmer avec le QG. Avertissement!! le prix unitaire (100 Fcfa) de Thé en sachet (unité: Paquet) de taille Petit est très faible ou élevé. Prière de corriger ou de confirmer avec le QG. Avertissement!!! Le ménage a consommé 8 Pièce Moyen de Capitaine frais, cette quantité semble anormale pour une consommation des 7 derniers jours.Prière de corriger ou de confirmer avec le QG. Incohérence!! Dans ce ménage, chaque individus consomme par jour 33.52531 Kg  de cereale; Prière de revoir les quantités prises de ces produits. Incohérence!! Dans ce ménage, chaque individus consomme par jour 33.52531 Kg  de cereale; Prière de revoir les quantités prises de ces produits. Le prix d'achat unitaire (200 Fcfa) de Mil en Kg de taille  taille unique  est très faible, prière de regarder les reponses prises dans les questions s07bq07a s07bq07b s07bq07c s07bq08 pour mieux corriger.</w:t>
+        <w:t>- Attention ! Le prix unitaire d'achat (100 Fcfa) de Pain moderne (Baguette) en miche (Moyen) est relativement faible par rapport aux autres prix observés dans cette zone. Prière de corriger ou de confirmer avec le QG. Attention ! Le prix unitaire d'achat (125 Fcfa) de Œufs frais en Pièce (taille unique) est relativement élevé par rapport aux autres prix observés dans cette zone. Prière de corriger ou de confirmer avec le QG. Attention ! Le prix unitaire d'achat (200 Fcfa) de Pain traditionnel (Baguette) en miche (Petit) est relativement élevé par rapport aux autres prix observés dans cette zone. Prière de corriger ou de confirmer avec le QG. Avertissement!! La quantité (10 litre) du produit Huile de palme raffinée consommée  par le ménage semble très élevé, prière de corriger ou confirmer avec le QG. Avertissement!!! Le ménage a consommé 2 Paquet Petit de Thé en sachet, cette quantité semble anormale pour une consommation des 7 derniers jours.Prière de corriger ou de confirmer avec le QG. Avertissement!! le prix unitaire (100 Fcfa) de Thé en sachet (unité: Paquet) de taille Petit est très faible ou élevé. Prière de corriger ou de confirmer avec le QG. Avertissement!!! Le ménage a consommé 8 Pièce Moyen de Capitaine frais, cette quantité semble anormale pour une consommation des 7 derniers jours.Prière de corriger ou de confirmer avec le QG. Incohérence!! Dans ce ménage, chaque individus consomme par jour 86.37469 Kg  de cereale; Prière de revoir les quantités prises de ces produits. Incohérence!! Dans ce ménage, chaque individus consomme par jour 86.37469 Kg  de cereale; Prière de revoir les quantités prises de ces produits. Le prix d'achat unitaire (200 Fcfa) de Mil en Kg de taille  taille unique  est très faible, prière de regarder les reponses prises dans les questions s07bq07a s07bq07b s07bq07c s07bq08 pour mieux corriger.</w:t>
       </w:r>
     </w:p>
     <w:p>
@@ -7537,6 +7558,8 @@
         <w:rPr>
           <w:sz w:val="20"/>
         </w:rPr>
+        <w:t xml:space="preserve">- Attention ! Voiture personnelle a été achété à 3500000 Fcfa est relativement élevé par rapport aux autres prix d'achat observés dans cette zone. Prière de corriger ou de confirmer avec le QG. </w:t>
+        <w:br/>
         <w:t>- Le prix de revente de l'article  Tapis ne doit pas être égal 0 même si le ménage l'a reçu en cadeau prière de leurs aider à faire une estimations.</w:t>
       </w:r>
     </w:p>
@@ -8158,7 +8181,7 @@
         <w:rPr>
           <w:sz w:val="20"/>
         </w:rPr>
-        <w:t>- Attention ! Le prix unitaire d'achat (200 Fcfa) de Sel en Sachets (Moyen) est relativement élevé par rapport aux autres prix observés dans cette zone. Prière de corriger ou de confirmer avec le QG. Avertissement!!! Le ménage a consommé 1 Paquet Petit de Thé en sachet, cette quantité semble anormale pour une consommation des 7 derniers jours.Prière de corriger ou de confirmer avec le QG. Avertissement!! le prix unitaire (125 Fcfa) de Thé en sachet (unité: Paquet) de taille Petit est très faible ou élevé. Prière de corriger ou de confirmer avec le QG.</w:t>
+        <w:t>- Attention ! Le prix unitaire d'achat (200 Fcfa) de Sel en Sachets (Moyen) est relativement élevé par rapport aux autres prix observés dans cette zone. Prière de corriger ou de confirmer avec le QG. Avertissement!!! Le ménage a consommé 1 Paquet Petit de Thé en sachet, cette quantité semble anormale pour une consommation des 7 derniers jours.Prière de corriger ou de confirmer avec le QG. Avertissement!! le prix unitaire (125 Fcfa) de Thé en sachet (unité: Paquet) de taille Petit est très faible ou élevé. Prière de corriger ou de confirmer avec le QG. Attention ! Le prix unitaire d'achat (125 Fcfa) de Thé en sachet en Paquet (Petit) est relativement élevé par rapport aux autres prix observés dans cette zone. Prière de corriger ou de confirmer avec le QG.</w:t>
       </w:r>
     </w:p>
     <w:p>
@@ -8309,7 +8332,7 @@
         </w:rPr>
         <w:t xml:space="preserve">- Avertissement! Le prix de vente (2000 Fcfa) d'un Bovin est trop petit ou élevé . Veuillez confirmer ces informations avec le QG ou apporter les corrections nécessaires. </w:t>
         <w:br/>
-        <w:t>- Incohérence!! Le ménage a dit qu'il a abbatu un animal dans les fêtes mais vous n'avez declaré aucun nombre d'animal abbatu dans les fêtes, prière de renseigner les nombre dans les questions (s17q18a s17q18b s17q18c s17q18d s17q18e s17q18f s17q18g s17q18h s17q18i). Attention ! Le ménage a vendu  2 Poules / poulets à 3500 donc un prix unitaire d'achat (1750 Fcfa) qui  est relativement faible par rapport aux autres prix observés dans cette zone. Prière de corriger ou de confirmer avec le QG.</w:t>
+        <w:t>- Incohérence!! Le ménage a dit qu'il a abbatu un animal dans les fêtes mais vous n'avez declaré aucun nombre d'animal abbatu dans les fêtes, prière de renseigner les nombre dans les questions (s17q18a s17q18b s17q18c s17q18d s17q18e s17q18f s17q18g s17q18h s17q18i).</w:t>
       </w:r>
     </w:p>
     <w:p>
